--- a/public/gallery/examples/customer-success-manager/pt-br/resume.docx
+++ b/public/gallery/examples/customer-success-manager/pt-br/resume.docx
@@ -66,7 +66,7 @@
         </w:rPr>
         <w:t xml:space="preserve">📧 </w:t>
       </w:r>
-      <w:hyperlink w:history="1" r:id="rIdk4uyhj1pg4y5wnpxztbld">
+      <w:hyperlink w:history="1" r:id="rIdy1ebpcosrtc3i45satc5b">
         <w:r>
           <w:rPr>
             <w:sz w:val="18"/>
@@ -89,7 +89,7 @@
         </w:rPr>
         <w:t xml:space="preserve">🔗 </w:t>
       </w:r>
-      <w:hyperlink w:history="1" r:id="rId3phyrgqeafqohiihuhcop">
+      <w:hyperlink w:history="1" r:id="rIdacn4ptopiapj8eb6mspnj">
         <w:r>
           <w:rPr>
             <w:sz w:val="18"/>
@@ -124,7 +124,7 @@
         <w:spacing w:after="200" w:line="276"/>
         <w:jc w:val="center"/>
       </w:pPr>
-      <w:hyperlink w:history="1" r:id="rIdlprpualaa35tpyxrwcf6b">
+      <w:hyperlink w:history="1" r:id="rIdzp75j6rwyawrkkderhta5">
         <w:r>
           <w:rPr>
             <w:sz w:val="18"/>
@@ -140,7 +140,7 @@
         </w:rPr>
         <w:t xml:space="preserve"> • </w:t>
       </w:r>
-      <w:hyperlink w:history="1" r:id="rId9pq9pnzx_ar9ophq1lbij">
+      <w:hyperlink w:history="1" r:id="rId-xscou9ktb4hqrki8poan">
         <w:r>
           <w:rPr>
             <w:sz w:val="18"/>
@@ -306,7 +306,7 @@
         </w:rPr>
         <w:t xml:space="preserve">	</w:t>
       </w:r>
-      <w:hyperlink w:history="1" r:id="rIdlfmhsjhss0aufyhggdskg">
+      <w:hyperlink w:history="1" r:id="rIduqat8iipmpkhnli27sdf3">
         <w:r>
           <w:rPr>
             <w:sz w:val="18"/>
@@ -469,7 +469,7 @@
         </w:rPr>
         <w:t xml:space="preserve">	</w:t>
       </w:r>
-      <w:hyperlink w:history="1" r:id="rId0hidyskqt1ji37-eryemq">
+      <w:hyperlink w:history="1" r:id="rIdqjreepdf3zsrcd0shuydj">
         <w:r>
           <w:rPr>
             <w:sz w:val="18"/>
@@ -651,7 +651,7 @@
         </w:rPr>
         <w:t xml:space="preserve">	</w:t>
       </w:r>
-      <w:hyperlink w:history="1" r:id="rIdcjkhrgkf4hrxuep9irtww">
+      <w:hyperlink w:history="1" r:id="rIdtin2522y3tytl3ksirnwm">
         <w:r>
           <w:rPr>
             <w:sz w:val="18"/>
@@ -833,7 +833,7 @@
         </w:rPr>
         <w:t xml:space="preserve">	</w:t>
       </w:r>
-      <w:hyperlink w:history="1" r:id="rIdrnxiuc61zdviwgp-bl0s7">
+      <w:hyperlink w:history="1" r:id="rIdtsnvvjqv6dqguqxgqlqv1">
         <w:r>
           <w:rPr>
             <w:sz w:val="18"/>
@@ -1362,7 +1362,7 @@
         </w:rPr>
         <w:t xml:space="preserve">	</w:t>
       </w:r>
-      <w:hyperlink w:history="1" r:id="rIdl4kz1e0zruufgrqsthjfl">
+      <w:hyperlink w:history="1" r:id="rIdfekyryyge2xztuo-yc3kp">
         <w:r>
           <w:rPr>
             <w:sz w:val="18"/>
@@ -1428,7 +1428,7 @@
         </w:rPr>
         <w:t xml:space="preserve">	</w:t>
       </w:r>
-      <w:hyperlink w:history="1" r:id="rIdu0kuaf0mix9lhrsmueam2">
+      <w:hyperlink w:history="1" r:id="rIdijeu9ks50c8uj0804vz7l">
         <w:r>
           <w:rPr>
             <w:sz w:val="18"/>
@@ -1513,7 +1513,7 @@
         </w:rPr>
         <w:t xml:space="preserve">	</w:t>
       </w:r>
-      <w:hyperlink w:history="1" r:id="rIdwcgk0pg0tmqfyto4kqi5s">
+      <w:hyperlink w:history="1" r:id="rIdfkilujhqer_ka3x-foxcj">
         <w:r>
           <w:rPr>
             <w:sz w:val="18"/>
@@ -1610,7 +1610,7 @@
         </w:rPr>
         <w:t xml:space="preserve">	</w:t>
       </w:r>
-      <w:hyperlink w:history="1" r:id="rIdxzgmcxjx9svc-qunklnd4">
+      <w:hyperlink w:history="1" r:id="rIdbggualm0zqb-wyhj_nfck">
         <w:r>
           <w:rPr>
             <w:sz w:val="18"/>
@@ -1754,7 +1754,7 @@
         </w:rPr>
         <w:t xml:space="preserve">	</w:t>
       </w:r>
-      <w:hyperlink w:history="1" r:id="rIdshn1bxalil4kxgjawoejz">
+      <w:hyperlink w:history="1" r:id="rIdqzzno-emwy_3utwfqxkk4">
         <w:r>
           <w:rPr>
             <w:sz w:val="18"/>
@@ -1980,7 +1980,7 @@
         </w:rPr>
         <w:t xml:space="preserve">	</w:t>
       </w:r>
-      <w:hyperlink w:history="1" r:id="rIdmtfobftzdvb64djaii7ki">
+      <w:hyperlink w:history="1" r:id="rId4b115u26h-t9klfz_fxek">
         <w:r>
           <w:rPr>
             <w:sz w:val="18"/>
@@ -2084,7 +2084,7 @@
         </w:rPr>
         <w:t xml:space="preserve">	</w:t>
       </w:r>
-      <w:hyperlink w:history="1" r:id="rId3imogyxuqipvuyrocajaw">
+      <w:hyperlink w:history="1" r:id="rIdbgvbgcq1qldrsin9lfbxn">
         <w:r>
           <w:rPr>
             <w:sz w:val="18"/>
